--- a/testakten/rentenrecht-witwenrente-einkommensanrechnung-luebeck/15_widerspruchsbegruendung_anrechnung_2026-07-09.docx
+++ b/testakten/rentenrecht-witwenrente-einkommensanrechnung-luebeck/15_widerspruchsbegruendung_anrechnung_2026-07-09.docx
@@ -55,7 +55,7 @@
           <w:b/>
           <w:sz w:val="22"/>
         </w:rPr>
-        <w:t>Telefon: 0451 7020-30 | kanzlei@rentenberatung-jessen.example</w:t>
+        <w:t>Telefon: 0451 7020-30 | kanzlei@rentenberatung-jessen.de</w:t>
       </w:r>
     </w:p>
     <w:p>
